--- a/docs/assignment1/INFT41000_A1_Choudhary_Srijan.docx
+++ b/docs/assignment1/INFT41000_A1_Choudhary_Srijan.docx
@@ -4668,7 +4668,7 @@
           <w:szCs w:val="22"/>
         </w:rPr>
         <w:drawing>
-          <wp:inline distT="0" distB="0" distL="0" distR="0" wp14:anchorId="26855085" wp14:editId="5ADA7E5E">
+          <wp:inline distT="0" distB="0" distL="0" distR="0" wp14:anchorId="1500ED54" wp14:editId="010AAB1B">
             <wp:extent cx="5943600" cy="3611880"/>
             <wp:effectExtent l="0" t="0" r="0" b="7620"/>
             <wp:docPr id="1" name="Picture 1"/>

--- a/docs/assignment1/INFT41000_A1_Choudhary_Srijan.docx
+++ b/docs/assignment1/INFT41000_A1_Choudhary_Srijan.docx
@@ -280,7 +280,7 @@
             <w:sz w:val="19"/>
             <w:szCs w:val="19"/>
           </w:rPr>
-          <w:t>View committed version</w:t>
+          <w:t>https://github.com/srijan2419/INFT41000-Deploying-Artificial-Intelligence-Systems-Assignment-1/commit/5c193a359ba03fcfe0c30c4c3a4a366eb369d303</w:t>
         </w:r>
       </w:hyperlink>
     </w:p>
@@ -4668,7 +4668,7 @@
           <w:szCs w:val="22"/>
         </w:rPr>
         <w:drawing>
-          <wp:inline distT="0" distB="0" distL="0" distR="0" wp14:anchorId="1500ED54" wp14:editId="010AAB1B">
+          <wp:inline distT="0" distB="0" distL="0" distR="0" wp14:anchorId="308C8CCC" wp14:editId="635F9310">
             <wp:extent cx="5943600" cy="3611880"/>
             <wp:effectExtent l="0" t="0" r="0" b="7620"/>
             <wp:docPr id="1" name="Picture 1"/>
@@ -6886,7 +6886,16 @@
           <w:sz w:val="19"/>
           <w:szCs w:val="19"/>
         </w:rPr>
-        <w:t>Scale: 0 = nothing exists/cannot assess; 1 = red flag; 2 = between 1 and 3; 3 = developing; 4 = between 3 and 5; 5 = ready. Scenario assessment; assumptions are not verified plant evidence.</w:t>
+        <w:t>Scale: 0 = nothing exists/cannot assess; 1 = red flag; 2 = between 1 and 3; 3 = deve</w:t>
+      </w:r>
+      <w:r>
+        <w:rPr>
+          <w:rFonts w:ascii="Arial" w:hAnsi="Arial" w:cs="Arial"/>
+          <w:color w:val="000000"/>
+          <w:sz w:val="19"/>
+          <w:szCs w:val="19"/>
+        </w:rPr>
+        <w:t>loping; 4 = between 3 and 5; 5 = ready. Scenario assessment; assumptions are not verified plant evidence.</w:t>
       </w:r>
     </w:p>
     <w:tbl>
@@ -7437,7 +7446,6 @@
                 <w:szCs w:val="17"/>
               </w:rPr>
               <w:br/>
-              <w:t>3 Tested once; no bias/drift plan</w:t>
             </w:r>
             <w:r>
               <w:rPr>
@@ -7446,6 +7454,15 @@
                 <w:sz w:val="17"/>
                 <w:szCs w:val="17"/>
               </w:rPr>
+              <w:t>3 Tested once; no bias/drift plan</w:t>
+            </w:r>
+            <w:r>
+              <w:rPr>
+                <w:rFonts w:ascii="Arial" w:hAnsi="Arial" w:cs="Arial"/>
+                <w:color w:val="000000"/>
+                <w:sz w:val="17"/>
+                <w:szCs w:val="17"/>
+              </w:rPr>
               <w:br/>
               <w:t>5 Tested, explainable, drift monitored</w:t>
             </w:r>
@@ -7891,126 +7908,134 @@
                 <w:szCs w:val="17"/>
               </w:rPr>
               <w:br/>
-              <w:t>5 Owner, on-call, governance documented</w:t>
-            </w:r>
-          </w:p>
-        </w:tc>
-        <w:tc>
-          <w:tcPr>
-            <w:tcW w:w="720" w:type="dxa"/>
-            <w:tcBorders>
-              <w:top w:val="single" w:sz="4" w:space="0" w:color="D9D9D9"/>
-              <w:left w:val="single" w:sz="4" w:space="0" w:color="D9D9D9"/>
-              <w:bottom w:val="single" w:sz="4" w:space="0" w:color="D9D9D9"/>
-              <w:right w:val="single" w:sz="4" w:space="0" w:color="D9D9D9"/>
-            </w:tcBorders>
-            <w:tcMar>
-              <w:top w:w="100" w:type="dxa"/>
-              <w:left w:w="100" w:type="dxa"/>
-              <w:bottom w:w="100" w:type="dxa"/>
-              <w:right w:w="100" w:type="dxa"/>
-            </w:tcMar>
-            <w:vAlign w:val="center"/>
-            <w:hideMark/>
-          </w:tcPr>
-          <w:p>
-            <w:pPr>
-              <w:pStyle w:val="NormalWeb"/>
-              <w:spacing w:before="0" w:beforeAutospacing="0" w:after="0" w:afterAutospacing="0" w:line="200" w:lineRule="atLeast"/>
+            </w:r>
+            <w:r>
               <w:rPr>
                 <w:rFonts w:ascii="Arial" w:hAnsi="Arial" w:cs="Arial"/>
                 <w:color w:val="000000"/>
                 <w:sz w:val="17"/>
                 <w:szCs w:val="17"/>
               </w:rPr>
-            </w:pPr>
-            <w:r>
+              <w:t>5 Owner, on-call, governance documented</w:t>
+            </w:r>
+          </w:p>
+        </w:tc>
+        <w:tc>
+          <w:tcPr>
+            <w:tcW w:w="720" w:type="dxa"/>
+            <w:tcBorders>
+              <w:top w:val="single" w:sz="4" w:space="0" w:color="D9D9D9"/>
+              <w:left w:val="single" w:sz="4" w:space="0" w:color="D9D9D9"/>
+              <w:bottom w:val="single" w:sz="4" w:space="0" w:color="D9D9D9"/>
+              <w:right w:val="single" w:sz="4" w:space="0" w:color="D9D9D9"/>
+            </w:tcBorders>
+            <w:tcMar>
+              <w:top w:w="100" w:type="dxa"/>
+              <w:left w:w="100" w:type="dxa"/>
+              <w:bottom w:w="100" w:type="dxa"/>
+              <w:right w:w="100" w:type="dxa"/>
+            </w:tcMar>
+            <w:vAlign w:val="center"/>
+            <w:hideMark/>
+          </w:tcPr>
+          <w:p>
+            <w:pPr>
+              <w:pStyle w:val="NormalWeb"/>
+              <w:spacing w:before="0" w:beforeAutospacing="0" w:after="0" w:afterAutospacing="0" w:line="200" w:lineRule="atLeast"/>
               <w:rPr>
                 <w:rFonts w:ascii="Arial" w:hAnsi="Arial" w:cs="Arial"/>
                 <w:color w:val="000000"/>
                 <w:sz w:val="17"/>
                 <w:szCs w:val="17"/>
               </w:rPr>
-              <w:t>2/5</w:t>
-            </w:r>
-          </w:p>
-        </w:tc>
-        <w:tc>
-          <w:tcPr>
-            <w:tcW w:w="3180" w:type="dxa"/>
-            <w:tcBorders>
-              <w:top w:val="single" w:sz="4" w:space="0" w:color="D9D9D9"/>
-              <w:left w:val="single" w:sz="4" w:space="0" w:color="D9D9D9"/>
-              <w:bottom w:val="single" w:sz="4" w:space="0" w:color="D9D9D9"/>
-              <w:right w:val="single" w:sz="4" w:space="0" w:color="D9D9D9"/>
-            </w:tcBorders>
-            <w:tcMar>
-              <w:top w:w="100" w:type="dxa"/>
-              <w:left w:w="100" w:type="dxa"/>
-              <w:bottom w:w="100" w:type="dxa"/>
-              <w:right w:w="100" w:type="dxa"/>
-            </w:tcMar>
-            <w:vAlign w:val="center"/>
-            <w:hideMark/>
-          </w:tcPr>
-          <w:p>
-            <w:pPr>
-              <w:pStyle w:val="NormalWeb"/>
-              <w:spacing w:before="0" w:beforeAutospacing="0" w:after="0" w:afterAutospacing="0" w:line="200" w:lineRule="atLeast"/>
+            </w:pPr>
+            <w:r>
               <w:rPr>
                 <w:rFonts w:ascii="Arial" w:hAnsi="Arial" w:cs="Arial"/>
                 <w:color w:val="000000"/>
                 <w:sz w:val="17"/>
                 <w:szCs w:val="17"/>
               </w:rPr>
-            </w:pPr>
-            <w:r>
+              <w:t>2/5</w:t>
+            </w:r>
+          </w:p>
+        </w:tc>
+        <w:tc>
+          <w:tcPr>
+            <w:tcW w:w="3180" w:type="dxa"/>
+            <w:tcBorders>
+              <w:top w:val="single" w:sz="4" w:space="0" w:color="D9D9D9"/>
+              <w:left w:val="single" w:sz="4" w:space="0" w:color="D9D9D9"/>
+              <w:bottom w:val="single" w:sz="4" w:space="0" w:color="D9D9D9"/>
+              <w:right w:val="single" w:sz="4" w:space="0" w:color="D9D9D9"/>
+            </w:tcBorders>
+            <w:tcMar>
+              <w:top w:w="100" w:type="dxa"/>
+              <w:left w:w="100" w:type="dxa"/>
+              <w:bottom w:w="100" w:type="dxa"/>
+              <w:right w:w="100" w:type="dxa"/>
+            </w:tcMar>
+            <w:vAlign w:val="center"/>
+            <w:hideMark/>
+          </w:tcPr>
+          <w:p>
+            <w:pPr>
+              <w:pStyle w:val="NormalWeb"/>
+              <w:spacing w:before="0" w:beforeAutospacing="0" w:after="0" w:afterAutospacing="0" w:line="200" w:lineRule="atLeast"/>
               <w:rPr>
                 <w:rFonts w:ascii="Arial" w:hAnsi="Arial" w:cs="Arial"/>
                 <w:color w:val="000000"/>
                 <w:sz w:val="17"/>
                 <w:szCs w:val="17"/>
               </w:rPr>
-              <w:t>Security and the manager receive alerts, but maintenance escalation and ML support ownership are not documented.</w:t>
-            </w:r>
-          </w:p>
-        </w:tc>
-        <w:tc>
-          <w:tcPr>
-            <w:tcW w:w="1320" w:type="dxa"/>
-            <w:tcBorders>
-              <w:top w:val="single" w:sz="4" w:space="0" w:color="D9D9D9"/>
-              <w:left w:val="single" w:sz="4" w:space="0" w:color="D9D9D9"/>
-              <w:bottom w:val="single" w:sz="4" w:space="0" w:color="D9D9D9"/>
-              <w:right w:val="single" w:sz="4" w:space="0" w:color="D9D9D9"/>
-            </w:tcBorders>
-            <w:tcMar>
-              <w:top w:w="100" w:type="dxa"/>
-              <w:left w:w="100" w:type="dxa"/>
-              <w:bottom w:w="100" w:type="dxa"/>
-              <w:right w:w="100" w:type="dxa"/>
-            </w:tcMar>
-            <w:vAlign w:val="center"/>
-            <w:hideMark/>
-          </w:tcPr>
-          <w:p>
-            <w:pPr>
-              <w:pStyle w:val="NormalWeb"/>
-              <w:spacing w:before="0" w:beforeAutospacing="0" w:after="0" w:afterAutospacing="0" w:line="200" w:lineRule="atLeast"/>
+            </w:pPr>
+            <w:r>
               <w:rPr>
                 <w:rFonts w:ascii="Arial" w:hAnsi="Arial" w:cs="Arial"/>
                 <w:color w:val="000000"/>
                 <w:sz w:val="17"/>
                 <w:szCs w:val="17"/>
               </w:rPr>
-            </w:pPr>
-            <w:r>
+              <w:t>Security and the manager receive alerts, but maintenance escalation and ML support ownership are not documented.</w:t>
+            </w:r>
+          </w:p>
+        </w:tc>
+        <w:tc>
+          <w:tcPr>
+            <w:tcW w:w="1320" w:type="dxa"/>
+            <w:tcBorders>
+              <w:top w:val="single" w:sz="4" w:space="0" w:color="D9D9D9"/>
+              <w:left w:val="single" w:sz="4" w:space="0" w:color="D9D9D9"/>
+              <w:bottom w:val="single" w:sz="4" w:space="0" w:color="D9D9D9"/>
+              <w:right w:val="single" w:sz="4" w:space="0" w:color="D9D9D9"/>
+            </w:tcBorders>
+            <w:tcMar>
+              <w:top w:w="100" w:type="dxa"/>
+              <w:left w:w="100" w:type="dxa"/>
+              <w:bottom w:w="100" w:type="dxa"/>
+              <w:right w:w="100" w:type="dxa"/>
+            </w:tcMar>
+            <w:vAlign w:val="center"/>
+            <w:hideMark/>
+          </w:tcPr>
+          <w:p>
+            <w:pPr>
+              <w:pStyle w:val="NormalWeb"/>
+              <w:spacing w:before="0" w:beforeAutospacing="0" w:after="0" w:afterAutospacing="0" w:line="200" w:lineRule="atLeast"/>
               <w:rPr>
                 <w:rFonts w:ascii="Arial" w:hAnsi="Arial" w:cs="Arial"/>
                 <w:color w:val="000000"/>
                 <w:sz w:val="17"/>
                 <w:szCs w:val="17"/>
               </w:rPr>
+            </w:pPr>
+            <w:r>
+              <w:rPr>
+                <w:rFonts w:ascii="Arial" w:hAnsi="Arial" w:cs="Arial"/>
+                <w:color w:val="000000"/>
+                <w:sz w:val="17"/>
+                <w:szCs w:val="17"/>
+              </w:rPr>
               <w:t>Fix before launch</w:t>
             </w:r>
           </w:p>
@@ -8335,6 +8360,14 @@
                 <w:szCs w:val="17"/>
               </w:rPr>
               <w:br/>
+            </w:r>
+            <w:r>
+              <w:rPr>
+                <w:rFonts w:ascii="Arial" w:hAnsi="Arial" w:cs="Arial"/>
+                <w:color w:val="000000"/>
+                <w:sz w:val="17"/>
+                <w:szCs w:val="17"/>
+              </w:rPr>
               <w:t>5 Tracked and justified by value</w:t>
             </w:r>
           </w:p>

--- a/docs/assignment1/INFT41000_A1_Choudhary_Srijan.docx
+++ b/docs/assignment1/INFT41000_A1_Choudhary_Srijan.docx
@@ -324,16 +324,7 @@
           <w:sz w:val="22"/>
           <w:szCs w:val="22"/>
         </w:rPr>
-        <w:t>OpenAI ChatGPT/Codex was used within the permitted scope to explain concepts, research official documentation and prices, assist with the analysis, scorecard ratings and cost estimates, and format this report. I supplied the plant scenario and the preference for hybrid deployment and Azure, and reviewed the report. Service names and prices were checked against provider documentation and Microsoft's retail pricing API. Calculations and assignment requirements were checked, and scenario assumptions are identi</w:t>
-      </w:r>
-      <w:r>
-        <w:rPr>
-          <w:rFonts w:ascii="Arial" w:hAnsi="Arial" w:cs="Arial"/>
-          <w:color w:val="000000"/>
-          <w:sz w:val="22"/>
-          <w:szCs w:val="22"/>
-        </w:rPr>
-        <w:t>fied in the report.</w:t>
+        <w:t>OpenAI ChatGPT/Codex helped draft and format this report within the permitted scope. Sources, prices and calculations were checked.</w:t>
       </w:r>
     </w:p>
     <w:p>
@@ -4668,7 +4659,7 @@
           <w:szCs w:val="22"/>
         </w:rPr>
         <w:drawing>
-          <wp:inline distT="0" distB="0" distL="0" distR="0" wp14:anchorId="308C8CCC" wp14:editId="635F9310">
+          <wp:inline distT="0" distB="0" distL="0" distR="0" wp14:anchorId="3C699B14" wp14:editId="1B52DE78">
             <wp:extent cx="5943600" cy="3611880"/>
             <wp:effectExtent l="0" t="0" r="0" b="7620"/>
             <wp:docPr id="1" name="Picture 1"/>
@@ -6886,16 +6877,7 @@
           <w:sz w:val="19"/>
           <w:szCs w:val="19"/>
         </w:rPr>
-        <w:t>Scale: 0 = nothing exists/cannot assess; 1 = red flag; 2 = between 1 and 3; 3 = deve</w:t>
-      </w:r>
-      <w:r>
-        <w:rPr>
-          <w:rFonts w:ascii="Arial" w:hAnsi="Arial" w:cs="Arial"/>
-          <w:color w:val="000000"/>
-          <w:sz w:val="19"/>
-          <w:szCs w:val="19"/>
-        </w:rPr>
-        <w:t>loping; 4 = between 3 and 5; 5 = ready. Scenario assessment; assumptions are not verified plant evidence.</w:t>
+        <w:t>Scale: 0 = nothing exists/cannot assess; 1 = red flag; 2 = between 1 and 3; 3 = developing; 4 = between 3 and 5; 5 = ready. Scenario assessment; assumptions are not verified plant evidence.</w:t>
       </w:r>
     </w:p>
     <w:tbl>
@@ -7446,6 +7428,7 @@
                 <w:szCs w:val="17"/>
               </w:rPr>
               <w:br/>
+              <w:t>3 Tested once; no bias/drift plan</w:t>
             </w:r>
             <w:r>
               <w:rPr>
@@ -7454,136 +7437,349 @@
                 <w:sz w:val="17"/>
                 <w:szCs w:val="17"/>
               </w:rPr>
-              <w:t>3 Tested once; no bias/drift plan</w:t>
-            </w:r>
-            <w:r>
+              <w:br/>
+              <w:t>5 Tested, explainable, drift monitored</w:t>
+            </w:r>
+          </w:p>
+        </w:tc>
+        <w:tc>
+          <w:tcPr>
+            <w:tcW w:w="720" w:type="dxa"/>
+            <w:tcBorders>
+              <w:top w:val="single" w:sz="4" w:space="0" w:color="D9D9D9"/>
+              <w:left w:val="single" w:sz="4" w:space="0" w:color="D9D9D9"/>
+              <w:bottom w:val="single" w:sz="4" w:space="0" w:color="D9D9D9"/>
+              <w:right w:val="single" w:sz="4" w:space="0" w:color="D9D9D9"/>
+            </w:tcBorders>
+            <w:tcMar>
+              <w:top w:w="100" w:type="dxa"/>
+              <w:left w:w="100" w:type="dxa"/>
+              <w:bottom w:w="100" w:type="dxa"/>
+              <w:right w:w="100" w:type="dxa"/>
+            </w:tcMar>
+            <w:vAlign w:val="center"/>
+            <w:hideMark/>
+          </w:tcPr>
+          <w:p>
+            <w:pPr>
+              <w:pStyle w:val="NormalWeb"/>
+              <w:spacing w:before="0" w:beforeAutospacing="0" w:after="0" w:afterAutospacing="0" w:line="200" w:lineRule="atLeast"/>
               <w:rPr>
                 <w:rFonts w:ascii="Arial" w:hAnsi="Arial" w:cs="Arial"/>
                 <w:color w:val="000000"/>
                 <w:sz w:val="17"/>
                 <w:szCs w:val="17"/>
               </w:rPr>
-              <w:br/>
-              <w:t>5 Tested, explainable, drift monitored</w:t>
-            </w:r>
-          </w:p>
-        </w:tc>
-        <w:tc>
-          <w:tcPr>
-            <w:tcW w:w="720" w:type="dxa"/>
-            <w:tcBorders>
-              <w:top w:val="single" w:sz="4" w:space="0" w:color="D9D9D9"/>
-              <w:left w:val="single" w:sz="4" w:space="0" w:color="D9D9D9"/>
-              <w:bottom w:val="single" w:sz="4" w:space="0" w:color="D9D9D9"/>
-              <w:right w:val="single" w:sz="4" w:space="0" w:color="D9D9D9"/>
-            </w:tcBorders>
-            <w:tcMar>
-              <w:top w:w="100" w:type="dxa"/>
-              <w:left w:w="100" w:type="dxa"/>
-              <w:bottom w:w="100" w:type="dxa"/>
-              <w:right w:w="100" w:type="dxa"/>
-            </w:tcMar>
-            <w:vAlign w:val="center"/>
-            <w:hideMark/>
-          </w:tcPr>
-          <w:p>
-            <w:pPr>
-              <w:pStyle w:val="NormalWeb"/>
-              <w:spacing w:before="0" w:beforeAutospacing="0" w:after="0" w:afterAutospacing="0" w:line="200" w:lineRule="atLeast"/>
+            </w:pPr>
+            <w:r>
               <w:rPr>
                 <w:rFonts w:ascii="Arial" w:hAnsi="Arial" w:cs="Arial"/>
                 <w:color w:val="000000"/>
                 <w:sz w:val="17"/>
                 <w:szCs w:val="17"/>
               </w:rPr>
-            </w:pPr>
-            <w:r>
+              <w:t>0/5</w:t>
+            </w:r>
+          </w:p>
+        </w:tc>
+        <w:tc>
+          <w:tcPr>
+            <w:tcW w:w="3180" w:type="dxa"/>
+            <w:tcBorders>
+              <w:top w:val="single" w:sz="4" w:space="0" w:color="D9D9D9"/>
+              <w:left w:val="single" w:sz="4" w:space="0" w:color="D9D9D9"/>
+              <w:bottom w:val="single" w:sz="4" w:space="0" w:color="D9D9D9"/>
+              <w:right w:val="single" w:sz="4" w:space="0" w:color="D9D9D9"/>
+            </w:tcBorders>
+            <w:tcMar>
+              <w:top w:w="100" w:type="dxa"/>
+              <w:left w:w="100" w:type="dxa"/>
+              <w:bottom w:w="100" w:type="dxa"/>
+              <w:right w:w="100" w:type="dxa"/>
+            </w:tcMar>
+            <w:vAlign w:val="center"/>
+            <w:hideMark/>
+          </w:tcPr>
+          <w:p>
+            <w:pPr>
+              <w:pStyle w:val="NormalWeb"/>
+              <w:spacing w:before="0" w:beforeAutospacing="0" w:after="0" w:afterAutospacing="0" w:line="200" w:lineRule="atLeast"/>
               <w:rPr>
                 <w:rFonts w:ascii="Arial" w:hAnsi="Arial" w:cs="Arial"/>
                 <w:color w:val="000000"/>
                 <w:sz w:val="17"/>
                 <w:szCs w:val="17"/>
               </w:rPr>
-              <w:t>0/5</w:t>
-            </w:r>
-          </w:p>
-        </w:tc>
-        <w:tc>
-          <w:tcPr>
-            <w:tcW w:w="3180" w:type="dxa"/>
-            <w:tcBorders>
-              <w:top w:val="single" w:sz="4" w:space="0" w:color="D9D9D9"/>
-              <w:left w:val="single" w:sz="4" w:space="0" w:color="D9D9D9"/>
-              <w:bottom w:val="single" w:sz="4" w:space="0" w:color="D9D9D9"/>
-              <w:right w:val="single" w:sz="4" w:space="0" w:color="D9D9D9"/>
-            </w:tcBorders>
-            <w:tcMar>
-              <w:top w:w="100" w:type="dxa"/>
-              <w:left w:w="100" w:type="dxa"/>
-              <w:bottom w:w="100" w:type="dxa"/>
-              <w:right w:w="100" w:type="dxa"/>
-            </w:tcMar>
-            <w:vAlign w:val="center"/>
-            <w:hideMark/>
-          </w:tcPr>
-          <w:p>
-            <w:pPr>
-              <w:pStyle w:val="NormalWeb"/>
-              <w:spacing w:before="0" w:beforeAutospacing="0" w:after="0" w:afterAutospacing="0" w:line="200" w:lineRule="atLeast"/>
+            </w:pPr>
+            <w:r>
               <w:rPr>
                 <w:rFonts w:ascii="Arial" w:hAnsi="Arial" w:cs="Arial"/>
                 <w:color w:val="000000"/>
                 <w:sz w:val="17"/>
                 <w:szCs w:val="17"/>
               </w:rPr>
-            </w:pPr>
-            <w:r>
+              <w:t>No trained conveyor model or independent test results have been supplied.</w:t>
+            </w:r>
+          </w:p>
+        </w:tc>
+        <w:tc>
+          <w:tcPr>
+            <w:tcW w:w="1320" w:type="dxa"/>
+            <w:tcBorders>
+              <w:top w:val="single" w:sz="4" w:space="0" w:color="D9D9D9"/>
+              <w:left w:val="single" w:sz="4" w:space="0" w:color="D9D9D9"/>
+              <w:bottom w:val="single" w:sz="4" w:space="0" w:color="D9D9D9"/>
+              <w:right w:val="single" w:sz="4" w:space="0" w:color="D9D9D9"/>
+            </w:tcBorders>
+            <w:tcMar>
+              <w:top w:w="100" w:type="dxa"/>
+              <w:left w:w="100" w:type="dxa"/>
+              <w:bottom w:w="100" w:type="dxa"/>
+              <w:right w:w="100" w:type="dxa"/>
+            </w:tcMar>
+            <w:vAlign w:val="center"/>
+            <w:hideMark/>
+          </w:tcPr>
+          <w:p>
+            <w:pPr>
+              <w:pStyle w:val="NormalWeb"/>
+              <w:spacing w:before="0" w:beforeAutospacing="0" w:after="0" w:afterAutospacing="0" w:line="200" w:lineRule="atLeast"/>
               <w:rPr>
                 <w:rFonts w:ascii="Arial" w:hAnsi="Arial" w:cs="Arial"/>
                 <w:color w:val="000000"/>
                 <w:sz w:val="17"/>
                 <w:szCs w:val="17"/>
               </w:rPr>
-              <w:t>No trained conveyor model or independent test results have been supplied.</w:t>
-            </w:r>
-          </w:p>
-        </w:tc>
-        <w:tc>
-          <w:tcPr>
-            <w:tcW w:w="1320" w:type="dxa"/>
-            <w:tcBorders>
-              <w:top w:val="single" w:sz="4" w:space="0" w:color="D9D9D9"/>
-              <w:left w:val="single" w:sz="4" w:space="0" w:color="D9D9D9"/>
-              <w:bottom w:val="single" w:sz="4" w:space="0" w:color="D9D9D9"/>
-              <w:right w:val="single" w:sz="4" w:space="0" w:color="D9D9D9"/>
-            </w:tcBorders>
-            <w:tcMar>
-              <w:top w:w="100" w:type="dxa"/>
-              <w:left w:w="100" w:type="dxa"/>
-              <w:bottom w:w="100" w:type="dxa"/>
-              <w:right w:w="100" w:type="dxa"/>
-            </w:tcMar>
-            <w:vAlign w:val="center"/>
-            <w:hideMark/>
-          </w:tcPr>
-          <w:p>
-            <w:pPr>
-              <w:pStyle w:val="NormalWeb"/>
-              <w:spacing w:before="0" w:beforeAutospacing="0" w:after="0" w:afterAutospacing="0" w:line="200" w:lineRule="atLeast"/>
+            </w:pPr>
+            <w:r>
               <w:rPr>
                 <w:rFonts w:ascii="Arial" w:hAnsi="Arial" w:cs="Arial"/>
                 <w:color w:val="000000"/>
                 <w:sz w:val="17"/>
                 <w:szCs w:val="17"/>
               </w:rPr>
-            </w:pPr>
-            <w:r>
+              <w:t>Fix before launch</w:t>
+            </w:r>
+          </w:p>
+        </w:tc>
+      </w:tr>
+      <w:tr>
+        <w:tc>
+          <w:tcPr>
+            <w:tcW w:w="1460" w:type="dxa"/>
+            <w:tcBorders>
+              <w:top w:val="single" w:sz="4" w:space="0" w:color="D9D9D9"/>
+              <w:left w:val="single" w:sz="4" w:space="0" w:color="D9D9D9"/>
+              <w:bottom w:val="single" w:sz="4" w:space="0" w:color="D9D9D9"/>
+              <w:right w:val="single" w:sz="4" w:space="0" w:color="D9D9D9"/>
+            </w:tcBorders>
+            <w:tcMar>
+              <w:top w:w="100" w:type="dxa"/>
+              <w:left w:w="100" w:type="dxa"/>
+              <w:bottom w:w="100" w:type="dxa"/>
+              <w:right w:w="100" w:type="dxa"/>
+            </w:tcMar>
+            <w:vAlign w:val="center"/>
+            <w:hideMark/>
+          </w:tcPr>
+          <w:p>
+            <w:pPr>
+              <w:pStyle w:val="NormalWeb"/>
+              <w:spacing w:before="0" w:beforeAutospacing="0" w:after="0" w:afterAutospacing="0" w:line="200" w:lineRule="atLeast"/>
               <w:rPr>
                 <w:rFonts w:ascii="Arial" w:hAnsi="Arial" w:cs="Arial"/>
                 <w:color w:val="000000"/>
                 <w:sz w:val="17"/>
                 <w:szCs w:val="17"/>
               </w:rPr>
+            </w:pPr>
+            <w:r>
+              <w:rPr>
+                <w:rFonts w:ascii="Arial" w:hAnsi="Arial" w:cs="Arial"/>
+                <w:color w:val="000000"/>
+                <w:sz w:val="17"/>
+                <w:szCs w:val="17"/>
+              </w:rPr>
+              <w:t>Infrastructure</w:t>
+            </w:r>
+          </w:p>
+        </w:tc>
+        <w:tc>
+          <w:tcPr>
+            <w:tcW w:w="2680" w:type="dxa"/>
+            <w:tcBorders>
+              <w:top w:val="single" w:sz="4" w:space="0" w:color="D9D9D9"/>
+              <w:left w:val="single" w:sz="4" w:space="0" w:color="D9D9D9"/>
+              <w:bottom w:val="single" w:sz="4" w:space="0" w:color="D9D9D9"/>
+              <w:right w:val="single" w:sz="4" w:space="0" w:color="D9D9D9"/>
+            </w:tcBorders>
+            <w:tcMar>
+              <w:top w:w="100" w:type="dxa"/>
+              <w:left w:w="100" w:type="dxa"/>
+              <w:bottom w:w="100" w:type="dxa"/>
+              <w:right w:w="100" w:type="dxa"/>
+            </w:tcMar>
+            <w:vAlign w:val="center"/>
+            <w:hideMark/>
+          </w:tcPr>
+          <w:p>
+            <w:pPr>
+              <w:pStyle w:val="NormalWeb"/>
+              <w:spacing w:before="0" w:beforeAutospacing="0" w:after="0" w:afterAutospacing="0" w:line="200" w:lineRule="atLeast"/>
+              <w:rPr>
+                <w:rFonts w:ascii="Arial" w:hAnsi="Arial" w:cs="Arial"/>
+                <w:color w:val="000000"/>
+                <w:sz w:val="17"/>
+                <w:szCs w:val="17"/>
+              </w:rPr>
+            </w:pPr>
+            <w:r>
+              <w:rPr>
+                <w:rFonts w:ascii="Arial" w:hAnsi="Arial" w:cs="Arial"/>
+                <w:color w:val="000000"/>
+                <w:sz w:val="17"/>
+                <w:szCs w:val="17"/>
+              </w:rPr>
+              <w:t>1 Runs on someone's laptop</w:t>
+            </w:r>
+            <w:r>
+              <w:rPr>
+                <w:rFonts w:ascii="Arial" w:hAnsi="Arial" w:cs="Arial"/>
+                <w:color w:val="000000"/>
+                <w:sz w:val="17"/>
+                <w:szCs w:val="17"/>
+              </w:rPr>
+              <w:br/>
+              <w:t>3 Deployed; no monitoring/rollback</w:t>
+            </w:r>
+            <w:r>
+              <w:rPr>
+                <w:rFonts w:ascii="Arial" w:hAnsi="Arial" w:cs="Arial"/>
+                <w:color w:val="000000"/>
+                <w:sz w:val="17"/>
+                <w:szCs w:val="17"/>
+              </w:rPr>
+              <w:br/>
+              <w:t>5 Containerized, monitored, autoscaled, recoverable</w:t>
+            </w:r>
+          </w:p>
+        </w:tc>
+        <w:tc>
+          <w:tcPr>
+            <w:tcW w:w="720" w:type="dxa"/>
+            <w:tcBorders>
+              <w:top w:val="single" w:sz="4" w:space="0" w:color="D9D9D9"/>
+              <w:left w:val="single" w:sz="4" w:space="0" w:color="D9D9D9"/>
+              <w:bottom w:val="single" w:sz="4" w:space="0" w:color="D9D9D9"/>
+              <w:right w:val="single" w:sz="4" w:space="0" w:color="D9D9D9"/>
+            </w:tcBorders>
+            <w:tcMar>
+              <w:top w:w="100" w:type="dxa"/>
+              <w:left w:w="100" w:type="dxa"/>
+              <w:bottom w:w="100" w:type="dxa"/>
+              <w:right w:w="100" w:type="dxa"/>
+            </w:tcMar>
+            <w:vAlign w:val="center"/>
+            <w:hideMark/>
+          </w:tcPr>
+          <w:p>
+            <w:pPr>
+              <w:pStyle w:val="NormalWeb"/>
+              <w:spacing w:before="0" w:beforeAutospacing="0" w:after="0" w:afterAutospacing="0" w:line="200" w:lineRule="atLeast"/>
+              <w:rPr>
+                <w:rFonts w:ascii="Arial" w:hAnsi="Arial" w:cs="Arial"/>
+                <w:color w:val="000000"/>
+                <w:sz w:val="17"/>
+                <w:szCs w:val="17"/>
+              </w:rPr>
+            </w:pPr>
+            <w:r>
+              <w:rPr>
+                <w:rFonts w:ascii="Arial" w:hAnsi="Arial" w:cs="Arial"/>
+                <w:color w:val="000000"/>
+                <w:sz w:val="17"/>
+                <w:szCs w:val="17"/>
+              </w:rPr>
+              <w:t>1/5</w:t>
+            </w:r>
+          </w:p>
+        </w:tc>
+        <w:tc>
+          <w:tcPr>
+            <w:tcW w:w="3180" w:type="dxa"/>
+            <w:tcBorders>
+              <w:top w:val="single" w:sz="4" w:space="0" w:color="D9D9D9"/>
+              <w:left w:val="single" w:sz="4" w:space="0" w:color="D9D9D9"/>
+              <w:bottom w:val="single" w:sz="4" w:space="0" w:color="D9D9D9"/>
+              <w:right w:val="single" w:sz="4" w:space="0" w:color="D9D9D9"/>
+            </w:tcBorders>
+            <w:tcMar>
+              <w:top w:w="100" w:type="dxa"/>
+              <w:left w:w="100" w:type="dxa"/>
+              <w:bottom w:w="100" w:type="dxa"/>
+              <w:right w:w="100" w:type="dxa"/>
+            </w:tcMar>
+            <w:vAlign w:val="center"/>
+            <w:hideMark/>
+          </w:tcPr>
+          <w:p>
+            <w:pPr>
+              <w:pStyle w:val="NormalWeb"/>
+              <w:spacing w:before="0" w:beforeAutospacing="0" w:after="0" w:afterAutospacing="0" w:line="200" w:lineRule="atLeast"/>
+              <w:rPr>
+                <w:rFonts w:ascii="Arial" w:hAnsi="Arial" w:cs="Arial"/>
+                <w:color w:val="000000"/>
+                <w:sz w:val="17"/>
+                <w:szCs w:val="17"/>
+              </w:rPr>
+            </w:pPr>
+            <w:r>
+              <w:rPr>
+                <w:rFonts w:ascii="Arial" w:hAnsi="Arial" w:cs="Arial"/>
+                <w:color w:val="000000"/>
+                <w:sz w:val="17"/>
+                <w:szCs w:val="17"/>
+              </w:rPr>
+              <w:t>Sensor collection exists, but a monitored scoring service, tested recovery, and rollback do not yet exist.</w:t>
+            </w:r>
+          </w:p>
+        </w:tc>
+        <w:tc>
+          <w:tcPr>
+            <w:tcW w:w="1320" w:type="dxa"/>
+            <w:tcBorders>
+              <w:top w:val="single" w:sz="4" w:space="0" w:color="D9D9D9"/>
+              <w:left w:val="single" w:sz="4" w:space="0" w:color="D9D9D9"/>
+              <w:bottom w:val="single" w:sz="4" w:space="0" w:color="D9D9D9"/>
+              <w:right w:val="single" w:sz="4" w:space="0" w:color="D9D9D9"/>
+            </w:tcBorders>
+            <w:tcMar>
+              <w:top w:w="100" w:type="dxa"/>
+              <w:left w:w="100" w:type="dxa"/>
+              <w:bottom w:w="100" w:type="dxa"/>
+              <w:right w:w="100" w:type="dxa"/>
+            </w:tcMar>
+            <w:vAlign w:val="center"/>
+            <w:hideMark/>
+          </w:tcPr>
+          <w:p>
+            <w:pPr>
+              <w:pStyle w:val="NormalWeb"/>
+              <w:spacing w:before="0" w:beforeAutospacing="0" w:after="0" w:afterAutospacing="0" w:line="200" w:lineRule="atLeast"/>
+              <w:rPr>
+                <w:rFonts w:ascii="Arial" w:hAnsi="Arial" w:cs="Arial"/>
+                <w:color w:val="000000"/>
+                <w:sz w:val="17"/>
+                <w:szCs w:val="17"/>
+              </w:rPr>
+            </w:pPr>
+            <w:r>
+              <w:rPr>
+                <w:rFonts w:ascii="Arial" w:hAnsi="Arial" w:cs="Arial"/>
+                <w:color w:val="000000"/>
+                <w:sz w:val="17"/>
+                <w:szCs w:val="17"/>
+              </w:rPr>
               <w:t>Fix before launch</w:t>
             </w:r>
           </w:p>
@@ -7626,7 +7822,7 @@
                 <w:sz w:val="17"/>
                 <w:szCs w:val="17"/>
               </w:rPr>
-              <w:t>Infrastructure</w:t>
+              <w:t>Organizational</w:t>
             </w:r>
           </w:p>
         </w:tc>
@@ -7666,7 +7862,7 @@
                 <w:sz w:val="17"/>
                 <w:szCs w:val="17"/>
               </w:rPr>
-              <w:t>1 Runs on someone's laptop</w:t>
+              <w:t>1 No named owner</w:t>
             </w:r>
             <w:r>
               <w:rPr>
@@ -7676,7 +7872,7 @@
                 <w:szCs w:val="17"/>
               </w:rPr>
               <w:br/>
-              <w:t>3 Deployed; no monitoring/rollback</w:t>
+              <w:t>3 Owner; no documented process</w:t>
             </w:r>
             <w:r>
               <w:rPr>
@@ -7686,7 +7882,7 @@
                 <w:szCs w:val="17"/>
               </w:rPr>
               <w:br/>
-              <w:t>5 Containerized, monitored, autoscaled, recoverable</w:t>
+              <w:t>5 Owner, on-call, governance documented</w:t>
             </w:r>
           </w:p>
         </w:tc>
@@ -7726,7 +7922,7 @@
                 <w:sz w:val="17"/>
                 <w:szCs w:val="17"/>
               </w:rPr>
-              <w:t>1/5</w:t>
+              <w:t>2/5</w:t>
             </w:r>
           </w:p>
         </w:tc>
@@ -7766,7 +7962,7 @@
                 <w:sz w:val="17"/>
                 <w:szCs w:val="17"/>
               </w:rPr>
-              <w:t>Sensor collection exists, but a monitored scoring service, tested recovery, and rollback do not yet exist.</w:t>
+              <w:t>Security and the manager receive alerts, but maintenance escalation and ML support ownership are not documented.</w:t>
             </w:r>
           </w:p>
         </w:tc>
@@ -7848,7 +8044,7 @@
                 <w:sz w:val="17"/>
                 <w:szCs w:val="17"/>
               </w:rPr>
-              <w:t>Organizational</w:t>
+              <w:t>Risk</w:t>
             </w:r>
           </w:p>
         </w:tc>
@@ -7888,7 +8084,7 @@
                 <w:sz w:val="17"/>
                 <w:szCs w:val="17"/>
               </w:rPr>
-              <w:t>1 No named owner</w:t>
+              <w:t>1 No risk review</w:t>
             </w:r>
             <w:r>
               <w:rPr>
@@ -7898,7 +8094,7 @@
                 <w:szCs w:val="17"/>
               </w:rPr>
               <w:br/>
-              <w:t>3 Owner; no documented process</w:t>
+              <w:t>3 Risks identified; not mitigated</w:t>
             </w:r>
             <w:r>
               <w:rPr>
@@ -7908,209 +8104,210 @@
                 <w:szCs w:val="17"/>
               </w:rPr>
               <w:br/>
-            </w:r>
-            <w:r>
+              <w:t>5 Identified, mitigated, monitored</w:t>
+            </w:r>
+          </w:p>
+        </w:tc>
+        <w:tc>
+          <w:tcPr>
+            <w:tcW w:w="720" w:type="dxa"/>
+            <w:tcBorders>
+              <w:top w:val="single" w:sz="4" w:space="0" w:color="D9D9D9"/>
+              <w:left w:val="single" w:sz="4" w:space="0" w:color="D9D9D9"/>
+              <w:bottom w:val="single" w:sz="4" w:space="0" w:color="D9D9D9"/>
+              <w:right w:val="single" w:sz="4" w:space="0" w:color="D9D9D9"/>
+            </w:tcBorders>
+            <w:tcMar>
+              <w:top w:w="100" w:type="dxa"/>
+              <w:left w:w="100" w:type="dxa"/>
+              <w:bottom w:w="100" w:type="dxa"/>
+              <w:right w:w="100" w:type="dxa"/>
+            </w:tcMar>
+            <w:vAlign w:val="center"/>
+            <w:hideMark/>
+          </w:tcPr>
+          <w:p>
+            <w:pPr>
+              <w:pStyle w:val="NormalWeb"/>
+              <w:spacing w:before="0" w:beforeAutospacing="0" w:after="0" w:afterAutospacing="0" w:line="200" w:lineRule="atLeast"/>
               <w:rPr>
                 <w:rFonts w:ascii="Arial" w:hAnsi="Arial" w:cs="Arial"/>
                 <w:color w:val="000000"/>
                 <w:sz w:val="17"/>
                 <w:szCs w:val="17"/>
               </w:rPr>
-              <w:t>5 Owner, on-call, governance documented</w:t>
-            </w:r>
-          </w:p>
-        </w:tc>
-        <w:tc>
-          <w:tcPr>
-            <w:tcW w:w="720" w:type="dxa"/>
-            <w:tcBorders>
-              <w:top w:val="single" w:sz="4" w:space="0" w:color="D9D9D9"/>
-              <w:left w:val="single" w:sz="4" w:space="0" w:color="D9D9D9"/>
-              <w:bottom w:val="single" w:sz="4" w:space="0" w:color="D9D9D9"/>
-              <w:right w:val="single" w:sz="4" w:space="0" w:color="D9D9D9"/>
-            </w:tcBorders>
-            <w:tcMar>
-              <w:top w:w="100" w:type="dxa"/>
-              <w:left w:w="100" w:type="dxa"/>
-              <w:bottom w:w="100" w:type="dxa"/>
-              <w:right w:w="100" w:type="dxa"/>
-            </w:tcMar>
-            <w:vAlign w:val="center"/>
-            <w:hideMark/>
-          </w:tcPr>
-          <w:p>
-            <w:pPr>
-              <w:pStyle w:val="NormalWeb"/>
-              <w:spacing w:before="0" w:beforeAutospacing="0" w:after="0" w:afterAutospacing="0" w:line="200" w:lineRule="atLeast"/>
+            </w:pPr>
+            <w:r>
               <w:rPr>
                 <w:rFonts w:ascii="Arial" w:hAnsi="Arial" w:cs="Arial"/>
                 <w:color w:val="000000"/>
                 <w:sz w:val="17"/>
                 <w:szCs w:val="17"/>
               </w:rPr>
-            </w:pPr>
-            <w:r>
+              <w:t>3/5</w:t>
+            </w:r>
+          </w:p>
+        </w:tc>
+        <w:tc>
+          <w:tcPr>
+            <w:tcW w:w="3180" w:type="dxa"/>
+            <w:tcBorders>
+              <w:top w:val="single" w:sz="4" w:space="0" w:color="D9D9D9"/>
+              <w:left w:val="single" w:sz="4" w:space="0" w:color="D9D9D9"/>
+              <w:bottom w:val="single" w:sz="4" w:space="0" w:color="D9D9D9"/>
+              <w:right w:val="single" w:sz="4" w:space="0" w:color="D9D9D9"/>
+            </w:tcBorders>
+            <w:tcMar>
+              <w:top w:w="100" w:type="dxa"/>
+              <w:left w:w="100" w:type="dxa"/>
+              <w:bottom w:w="100" w:type="dxa"/>
+              <w:right w:w="100" w:type="dxa"/>
+            </w:tcMar>
+            <w:vAlign w:val="center"/>
+            <w:hideMark/>
+          </w:tcPr>
+          <w:p>
+            <w:pPr>
+              <w:pStyle w:val="NormalWeb"/>
+              <w:spacing w:before="0" w:beforeAutospacing="0" w:after="0" w:afterAutospacing="0" w:line="200" w:lineRule="atLeast"/>
               <w:rPr>
                 <w:rFonts w:ascii="Arial" w:hAnsi="Arial" w:cs="Arial"/>
                 <w:color w:val="000000"/>
                 <w:sz w:val="17"/>
                 <w:szCs w:val="17"/>
               </w:rPr>
-              <w:t>2/5</w:t>
-            </w:r>
-          </w:p>
-        </w:tc>
-        <w:tc>
-          <w:tcPr>
-            <w:tcW w:w="3180" w:type="dxa"/>
-            <w:tcBorders>
-              <w:top w:val="single" w:sz="4" w:space="0" w:color="D9D9D9"/>
-              <w:left w:val="single" w:sz="4" w:space="0" w:color="D9D9D9"/>
-              <w:bottom w:val="single" w:sz="4" w:space="0" w:color="D9D9D9"/>
-              <w:right w:val="single" w:sz="4" w:space="0" w:color="D9D9D9"/>
-            </w:tcBorders>
-            <w:tcMar>
-              <w:top w:w="100" w:type="dxa"/>
-              <w:left w:w="100" w:type="dxa"/>
-              <w:bottom w:w="100" w:type="dxa"/>
-              <w:right w:w="100" w:type="dxa"/>
-            </w:tcMar>
-            <w:vAlign w:val="center"/>
-            <w:hideMark/>
-          </w:tcPr>
-          <w:p>
-            <w:pPr>
-              <w:pStyle w:val="NormalWeb"/>
-              <w:spacing w:before="0" w:beforeAutospacing="0" w:after="0" w:afterAutospacing="0" w:line="200" w:lineRule="atLeast"/>
+            </w:pPr>
+            <w:r>
               <w:rPr>
                 <w:rFonts w:ascii="Arial" w:hAnsi="Arial" w:cs="Arial"/>
                 <w:color w:val="000000"/>
                 <w:sz w:val="17"/>
                 <w:szCs w:val="17"/>
               </w:rPr>
-            </w:pPr>
-            <w:r>
+              <w:t>This report identifies safety, access, and cost risks, but their controls have not been implemented or formally reviewed.</w:t>
+            </w:r>
+          </w:p>
+        </w:tc>
+        <w:tc>
+          <w:tcPr>
+            <w:tcW w:w="1320" w:type="dxa"/>
+            <w:tcBorders>
+              <w:top w:val="single" w:sz="4" w:space="0" w:color="D9D9D9"/>
+              <w:left w:val="single" w:sz="4" w:space="0" w:color="D9D9D9"/>
+              <w:bottom w:val="single" w:sz="4" w:space="0" w:color="D9D9D9"/>
+              <w:right w:val="single" w:sz="4" w:space="0" w:color="D9D9D9"/>
+            </w:tcBorders>
+            <w:tcMar>
+              <w:top w:w="100" w:type="dxa"/>
+              <w:left w:w="100" w:type="dxa"/>
+              <w:bottom w:w="100" w:type="dxa"/>
+              <w:right w:w="100" w:type="dxa"/>
+            </w:tcMar>
+            <w:vAlign w:val="center"/>
+            <w:hideMark/>
+          </w:tcPr>
+          <w:p>
+            <w:pPr>
+              <w:pStyle w:val="NormalWeb"/>
+              <w:spacing w:before="0" w:beforeAutospacing="0" w:after="0" w:afterAutospacing="0" w:line="200" w:lineRule="atLeast"/>
               <w:rPr>
                 <w:rFonts w:ascii="Arial" w:hAnsi="Arial" w:cs="Arial"/>
                 <w:color w:val="000000"/>
                 <w:sz w:val="17"/>
                 <w:szCs w:val="17"/>
               </w:rPr>
-              <w:t>Security and the manager receive alerts, but maintenance escalation and ML support ownership are not documented.</w:t>
-            </w:r>
-          </w:p>
-        </w:tc>
-        <w:tc>
-          <w:tcPr>
-            <w:tcW w:w="1320" w:type="dxa"/>
-            <w:tcBorders>
-              <w:top w:val="single" w:sz="4" w:space="0" w:color="D9D9D9"/>
-              <w:left w:val="single" w:sz="4" w:space="0" w:color="D9D9D9"/>
-              <w:bottom w:val="single" w:sz="4" w:space="0" w:color="D9D9D9"/>
-              <w:right w:val="single" w:sz="4" w:space="0" w:color="D9D9D9"/>
-            </w:tcBorders>
-            <w:tcMar>
-              <w:top w:w="100" w:type="dxa"/>
-              <w:left w:w="100" w:type="dxa"/>
-              <w:bottom w:w="100" w:type="dxa"/>
-              <w:right w:w="100" w:type="dxa"/>
-            </w:tcMar>
-            <w:vAlign w:val="center"/>
-            <w:hideMark/>
-          </w:tcPr>
-          <w:p>
-            <w:pPr>
-              <w:pStyle w:val="NormalWeb"/>
-              <w:spacing w:before="0" w:beforeAutospacing="0" w:after="0" w:afterAutospacing="0" w:line="200" w:lineRule="atLeast"/>
+            </w:pPr>
+            <w:r>
               <w:rPr>
                 <w:rFonts w:ascii="Arial" w:hAnsi="Arial" w:cs="Arial"/>
                 <w:color w:val="000000"/>
                 <w:sz w:val="17"/>
                 <w:szCs w:val="17"/>
               </w:rPr>
-            </w:pPr>
-            <w:r>
+              <w:t>Fix before launch</w:t>
+            </w:r>
+          </w:p>
+        </w:tc>
+      </w:tr>
+      <w:tr>
+        <w:tc>
+          <w:tcPr>
+            <w:tcW w:w="1460" w:type="dxa"/>
+            <w:tcBorders>
+              <w:top w:val="single" w:sz="4" w:space="0" w:color="D9D9D9"/>
+              <w:left w:val="single" w:sz="4" w:space="0" w:color="D9D9D9"/>
+              <w:bottom w:val="single" w:sz="4" w:space="0" w:color="D9D9D9"/>
+              <w:right w:val="single" w:sz="4" w:space="0" w:color="D9D9D9"/>
+            </w:tcBorders>
+            <w:tcMar>
+              <w:top w:w="100" w:type="dxa"/>
+              <w:left w:w="100" w:type="dxa"/>
+              <w:bottom w:w="100" w:type="dxa"/>
+              <w:right w:w="100" w:type="dxa"/>
+            </w:tcMar>
+            <w:vAlign w:val="center"/>
+            <w:hideMark/>
+          </w:tcPr>
+          <w:p>
+            <w:pPr>
+              <w:pStyle w:val="NormalWeb"/>
+              <w:spacing w:before="0" w:beforeAutospacing="0" w:after="0" w:afterAutospacing="0" w:line="200" w:lineRule="atLeast"/>
               <w:rPr>
                 <w:rFonts w:ascii="Arial" w:hAnsi="Arial" w:cs="Arial"/>
                 <w:color w:val="000000"/>
                 <w:sz w:val="17"/>
                 <w:szCs w:val="17"/>
               </w:rPr>
-              <w:t>Fix before launch</w:t>
-            </w:r>
-          </w:p>
-        </w:tc>
-      </w:tr>
-      <w:tr>
-        <w:tc>
-          <w:tcPr>
-            <w:tcW w:w="1460" w:type="dxa"/>
-            <w:tcBorders>
-              <w:top w:val="single" w:sz="4" w:space="0" w:color="D9D9D9"/>
-              <w:left w:val="single" w:sz="4" w:space="0" w:color="D9D9D9"/>
-              <w:bottom w:val="single" w:sz="4" w:space="0" w:color="D9D9D9"/>
-              <w:right w:val="single" w:sz="4" w:space="0" w:color="D9D9D9"/>
-            </w:tcBorders>
-            <w:tcMar>
-              <w:top w:w="100" w:type="dxa"/>
-              <w:left w:w="100" w:type="dxa"/>
-              <w:bottom w:w="100" w:type="dxa"/>
-              <w:right w:w="100" w:type="dxa"/>
-            </w:tcMar>
-            <w:vAlign w:val="center"/>
-            <w:hideMark/>
-          </w:tcPr>
-          <w:p>
-            <w:pPr>
-              <w:pStyle w:val="NormalWeb"/>
-              <w:spacing w:before="0" w:beforeAutospacing="0" w:after="0" w:afterAutospacing="0" w:line="200" w:lineRule="atLeast"/>
+            </w:pPr>
+            <w:r>
               <w:rPr>
                 <w:rFonts w:ascii="Arial" w:hAnsi="Arial" w:cs="Arial"/>
                 <w:color w:val="000000"/>
                 <w:sz w:val="17"/>
                 <w:szCs w:val="17"/>
               </w:rPr>
-            </w:pPr>
-            <w:r>
+              <w:t>Cost</w:t>
+            </w:r>
+          </w:p>
+        </w:tc>
+        <w:tc>
+          <w:tcPr>
+            <w:tcW w:w="2680" w:type="dxa"/>
+            <w:tcBorders>
+              <w:top w:val="single" w:sz="4" w:space="0" w:color="D9D9D9"/>
+              <w:left w:val="single" w:sz="4" w:space="0" w:color="D9D9D9"/>
+              <w:bottom w:val="single" w:sz="4" w:space="0" w:color="D9D9D9"/>
+              <w:right w:val="single" w:sz="4" w:space="0" w:color="D9D9D9"/>
+            </w:tcBorders>
+            <w:tcMar>
+              <w:top w:w="100" w:type="dxa"/>
+              <w:left w:w="100" w:type="dxa"/>
+              <w:bottom w:w="100" w:type="dxa"/>
+              <w:right w:w="100" w:type="dxa"/>
+            </w:tcMar>
+            <w:vAlign w:val="center"/>
+            <w:hideMark/>
+          </w:tcPr>
+          <w:p>
+            <w:pPr>
+              <w:pStyle w:val="NormalWeb"/>
+              <w:spacing w:before="0" w:beforeAutospacing="0" w:after="0" w:afterAutospacing="0" w:line="200" w:lineRule="atLeast"/>
               <w:rPr>
                 <w:rFonts w:ascii="Arial" w:hAnsi="Arial" w:cs="Arial"/>
                 <w:color w:val="000000"/>
                 <w:sz w:val="17"/>
                 <w:szCs w:val="17"/>
               </w:rPr>
-              <w:t>Risk</w:t>
-            </w:r>
-          </w:p>
-        </w:tc>
-        <w:tc>
-          <w:tcPr>
-            <w:tcW w:w="2680" w:type="dxa"/>
-            <w:tcBorders>
-              <w:top w:val="single" w:sz="4" w:space="0" w:color="D9D9D9"/>
-              <w:left w:val="single" w:sz="4" w:space="0" w:color="D9D9D9"/>
-              <w:bottom w:val="single" w:sz="4" w:space="0" w:color="D9D9D9"/>
-              <w:right w:val="single" w:sz="4" w:space="0" w:color="D9D9D9"/>
-            </w:tcBorders>
-            <w:tcMar>
-              <w:top w:w="100" w:type="dxa"/>
-              <w:left w:w="100" w:type="dxa"/>
-              <w:bottom w:w="100" w:type="dxa"/>
-              <w:right w:w="100" w:type="dxa"/>
-            </w:tcMar>
-            <w:vAlign w:val="center"/>
-            <w:hideMark/>
-          </w:tcPr>
-          <w:p>
-            <w:pPr>
-              <w:pStyle w:val="NormalWeb"/>
-              <w:spacing w:before="0" w:beforeAutospacing="0" w:after="0" w:afterAutospacing="0" w:line="200" w:lineRule="atLeast"/>
+            </w:pPr>
+            <w:r>
               <w:rPr>
                 <w:rFonts w:ascii="Arial" w:hAnsi="Arial" w:cs="Arial"/>
                 <w:color w:val="000000"/>
                 <w:sz w:val="17"/>
                 <w:szCs w:val="17"/>
               </w:rPr>
-            </w:pPr>
+              <w:t>1 Cost never estimated</w:t>
+            </w:r>
             <w:r>
               <w:rPr>
                 <w:rFonts w:ascii="Arial" w:hAnsi="Arial" w:cs="Arial"/>
@@ -8118,7 +8315,8 @@
                 <w:sz w:val="17"/>
                 <w:szCs w:val="17"/>
               </w:rPr>
-              <w:t>1 No risk review</w:t>
+              <w:br/>
+              <w:t>3 Estimated; not compared to value</w:t>
             </w:r>
             <w:r>
               <w:rPr>
@@ -8128,246 +8326,6 @@
                 <w:szCs w:val="17"/>
               </w:rPr>
               <w:br/>
-              <w:t>3 Risks identified; not mitigated</w:t>
-            </w:r>
-            <w:r>
-              <w:rPr>
-                <w:rFonts w:ascii="Arial" w:hAnsi="Arial" w:cs="Arial"/>
-                <w:color w:val="000000"/>
-                <w:sz w:val="17"/>
-                <w:szCs w:val="17"/>
-              </w:rPr>
-              <w:br/>
-              <w:t>5 Identified, mitigated, monitored</w:t>
-            </w:r>
-          </w:p>
-        </w:tc>
-        <w:tc>
-          <w:tcPr>
-            <w:tcW w:w="720" w:type="dxa"/>
-            <w:tcBorders>
-              <w:top w:val="single" w:sz="4" w:space="0" w:color="D9D9D9"/>
-              <w:left w:val="single" w:sz="4" w:space="0" w:color="D9D9D9"/>
-              <w:bottom w:val="single" w:sz="4" w:space="0" w:color="D9D9D9"/>
-              <w:right w:val="single" w:sz="4" w:space="0" w:color="D9D9D9"/>
-            </w:tcBorders>
-            <w:tcMar>
-              <w:top w:w="100" w:type="dxa"/>
-              <w:left w:w="100" w:type="dxa"/>
-              <w:bottom w:w="100" w:type="dxa"/>
-              <w:right w:w="100" w:type="dxa"/>
-            </w:tcMar>
-            <w:vAlign w:val="center"/>
-            <w:hideMark/>
-          </w:tcPr>
-          <w:p>
-            <w:pPr>
-              <w:pStyle w:val="NormalWeb"/>
-              <w:spacing w:before="0" w:beforeAutospacing="0" w:after="0" w:afterAutospacing="0" w:line="200" w:lineRule="atLeast"/>
-              <w:rPr>
-                <w:rFonts w:ascii="Arial" w:hAnsi="Arial" w:cs="Arial"/>
-                <w:color w:val="000000"/>
-                <w:sz w:val="17"/>
-                <w:szCs w:val="17"/>
-              </w:rPr>
-            </w:pPr>
-            <w:r>
-              <w:rPr>
-                <w:rFonts w:ascii="Arial" w:hAnsi="Arial" w:cs="Arial"/>
-                <w:color w:val="000000"/>
-                <w:sz w:val="17"/>
-                <w:szCs w:val="17"/>
-              </w:rPr>
-              <w:t>3/5</w:t>
-            </w:r>
-          </w:p>
-        </w:tc>
-        <w:tc>
-          <w:tcPr>
-            <w:tcW w:w="3180" w:type="dxa"/>
-            <w:tcBorders>
-              <w:top w:val="single" w:sz="4" w:space="0" w:color="D9D9D9"/>
-              <w:left w:val="single" w:sz="4" w:space="0" w:color="D9D9D9"/>
-              <w:bottom w:val="single" w:sz="4" w:space="0" w:color="D9D9D9"/>
-              <w:right w:val="single" w:sz="4" w:space="0" w:color="D9D9D9"/>
-            </w:tcBorders>
-            <w:tcMar>
-              <w:top w:w="100" w:type="dxa"/>
-              <w:left w:w="100" w:type="dxa"/>
-              <w:bottom w:w="100" w:type="dxa"/>
-              <w:right w:w="100" w:type="dxa"/>
-            </w:tcMar>
-            <w:vAlign w:val="center"/>
-            <w:hideMark/>
-          </w:tcPr>
-          <w:p>
-            <w:pPr>
-              <w:pStyle w:val="NormalWeb"/>
-              <w:spacing w:before="0" w:beforeAutospacing="0" w:after="0" w:afterAutospacing="0" w:line="200" w:lineRule="atLeast"/>
-              <w:rPr>
-                <w:rFonts w:ascii="Arial" w:hAnsi="Arial" w:cs="Arial"/>
-                <w:color w:val="000000"/>
-                <w:sz w:val="17"/>
-                <w:szCs w:val="17"/>
-              </w:rPr>
-            </w:pPr>
-            <w:r>
-              <w:rPr>
-                <w:rFonts w:ascii="Arial" w:hAnsi="Arial" w:cs="Arial"/>
-                <w:color w:val="000000"/>
-                <w:sz w:val="17"/>
-                <w:szCs w:val="17"/>
-              </w:rPr>
-              <w:t>This report identifies safety, access, and cost risks, but their controls have not been implemented or formally reviewed.</w:t>
-            </w:r>
-          </w:p>
-        </w:tc>
-        <w:tc>
-          <w:tcPr>
-            <w:tcW w:w="1320" w:type="dxa"/>
-            <w:tcBorders>
-              <w:top w:val="single" w:sz="4" w:space="0" w:color="D9D9D9"/>
-              <w:left w:val="single" w:sz="4" w:space="0" w:color="D9D9D9"/>
-              <w:bottom w:val="single" w:sz="4" w:space="0" w:color="D9D9D9"/>
-              <w:right w:val="single" w:sz="4" w:space="0" w:color="D9D9D9"/>
-            </w:tcBorders>
-            <w:tcMar>
-              <w:top w:w="100" w:type="dxa"/>
-              <w:left w:w="100" w:type="dxa"/>
-              <w:bottom w:w="100" w:type="dxa"/>
-              <w:right w:w="100" w:type="dxa"/>
-            </w:tcMar>
-            <w:vAlign w:val="center"/>
-            <w:hideMark/>
-          </w:tcPr>
-          <w:p>
-            <w:pPr>
-              <w:pStyle w:val="NormalWeb"/>
-              <w:spacing w:before="0" w:beforeAutospacing="0" w:after="0" w:afterAutospacing="0" w:line="200" w:lineRule="atLeast"/>
-              <w:rPr>
-                <w:rFonts w:ascii="Arial" w:hAnsi="Arial" w:cs="Arial"/>
-                <w:color w:val="000000"/>
-                <w:sz w:val="17"/>
-                <w:szCs w:val="17"/>
-              </w:rPr>
-            </w:pPr>
-            <w:r>
-              <w:rPr>
-                <w:rFonts w:ascii="Arial" w:hAnsi="Arial" w:cs="Arial"/>
-                <w:color w:val="000000"/>
-                <w:sz w:val="17"/>
-                <w:szCs w:val="17"/>
-              </w:rPr>
-              <w:t>Fix before launch</w:t>
-            </w:r>
-          </w:p>
-        </w:tc>
-      </w:tr>
-      <w:tr>
-        <w:tc>
-          <w:tcPr>
-            <w:tcW w:w="1460" w:type="dxa"/>
-            <w:tcBorders>
-              <w:top w:val="single" w:sz="4" w:space="0" w:color="D9D9D9"/>
-              <w:left w:val="single" w:sz="4" w:space="0" w:color="D9D9D9"/>
-              <w:bottom w:val="single" w:sz="4" w:space="0" w:color="D9D9D9"/>
-              <w:right w:val="single" w:sz="4" w:space="0" w:color="D9D9D9"/>
-            </w:tcBorders>
-            <w:tcMar>
-              <w:top w:w="100" w:type="dxa"/>
-              <w:left w:w="100" w:type="dxa"/>
-              <w:bottom w:w="100" w:type="dxa"/>
-              <w:right w:w="100" w:type="dxa"/>
-            </w:tcMar>
-            <w:vAlign w:val="center"/>
-            <w:hideMark/>
-          </w:tcPr>
-          <w:p>
-            <w:pPr>
-              <w:pStyle w:val="NormalWeb"/>
-              <w:spacing w:before="0" w:beforeAutospacing="0" w:after="0" w:afterAutospacing="0" w:line="200" w:lineRule="atLeast"/>
-              <w:rPr>
-                <w:rFonts w:ascii="Arial" w:hAnsi="Arial" w:cs="Arial"/>
-                <w:color w:val="000000"/>
-                <w:sz w:val="17"/>
-                <w:szCs w:val="17"/>
-              </w:rPr>
-            </w:pPr>
-            <w:r>
-              <w:rPr>
-                <w:rFonts w:ascii="Arial" w:hAnsi="Arial" w:cs="Arial"/>
-                <w:color w:val="000000"/>
-                <w:sz w:val="17"/>
-                <w:szCs w:val="17"/>
-              </w:rPr>
-              <w:t>Cost</w:t>
-            </w:r>
-          </w:p>
-        </w:tc>
-        <w:tc>
-          <w:tcPr>
-            <w:tcW w:w="2680" w:type="dxa"/>
-            <w:tcBorders>
-              <w:top w:val="single" w:sz="4" w:space="0" w:color="D9D9D9"/>
-              <w:left w:val="single" w:sz="4" w:space="0" w:color="D9D9D9"/>
-              <w:bottom w:val="single" w:sz="4" w:space="0" w:color="D9D9D9"/>
-              <w:right w:val="single" w:sz="4" w:space="0" w:color="D9D9D9"/>
-            </w:tcBorders>
-            <w:tcMar>
-              <w:top w:w="100" w:type="dxa"/>
-              <w:left w:w="100" w:type="dxa"/>
-              <w:bottom w:w="100" w:type="dxa"/>
-              <w:right w:w="100" w:type="dxa"/>
-            </w:tcMar>
-            <w:vAlign w:val="center"/>
-            <w:hideMark/>
-          </w:tcPr>
-          <w:p>
-            <w:pPr>
-              <w:pStyle w:val="NormalWeb"/>
-              <w:spacing w:before="0" w:beforeAutospacing="0" w:after="0" w:afterAutospacing="0" w:line="200" w:lineRule="atLeast"/>
-              <w:rPr>
-                <w:rFonts w:ascii="Arial" w:hAnsi="Arial" w:cs="Arial"/>
-                <w:color w:val="000000"/>
-                <w:sz w:val="17"/>
-                <w:szCs w:val="17"/>
-              </w:rPr>
-            </w:pPr>
-            <w:r>
-              <w:rPr>
-                <w:rFonts w:ascii="Arial" w:hAnsi="Arial" w:cs="Arial"/>
-                <w:color w:val="000000"/>
-                <w:sz w:val="17"/>
-                <w:szCs w:val="17"/>
-              </w:rPr>
-              <w:t>1 Cost never estimated</w:t>
-            </w:r>
-            <w:r>
-              <w:rPr>
-                <w:rFonts w:ascii="Arial" w:hAnsi="Arial" w:cs="Arial"/>
-                <w:color w:val="000000"/>
-                <w:sz w:val="17"/>
-                <w:szCs w:val="17"/>
-              </w:rPr>
-              <w:br/>
-              <w:t>3 Estimated; not compared to value</w:t>
-            </w:r>
-            <w:r>
-              <w:rPr>
-                <w:rFonts w:ascii="Arial" w:hAnsi="Arial" w:cs="Arial"/>
-                <w:color w:val="000000"/>
-                <w:sz w:val="17"/>
-                <w:szCs w:val="17"/>
-              </w:rPr>
-              <w:br/>
-            </w:r>
-            <w:r>
-              <w:rPr>
-                <w:rFonts w:ascii="Arial" w:hAnsi="Arial" w:cs="Arial"/>
-                <w:color w:val="000000"/>
-                <w:sz w:val="17"/>
-                <w:szCs w:val="17"/>
-              </w:rPr>
               <w:t>5 Tracked and justified by value</w:t>
             </w:r>
           </w:p>
